--- a/tillsyn/A 11881-2023 tillsynsbegäran.docx
+++ b/tillsyn/A 11881-2023 tillsynsbegäran.docx
@@ -352,7 +352,7 @@
     <w:r>
       <w:tab/>
       <w:tab/>
-      <w:t>2026-09-14</w:t>
+      <w:t>2026-09-15</w:t>
       <w:br/>
       <w:br/>
     </w:r>

--- a/tillsyn/A 11881-2023 tillsynsbegäran.docx
+++ b/tillsyn/A 11881-2023 tillsynsbegäran.docx
@@ -352,7 +352,7 @@
     <w:r>
       <w:tab/>
       <w:tab/>
-      <w:t>2026-09-15</w:t>
+      <w:t>2026-09-16</w:t>
       <w:br/>
       <w:br/>
     </w:r>

--- a/tillsyn/A 11881-2023 tillsynsbegäran.docx
+++ b/tillsyn/A 11881-2023 tillsynsbegäran.docx
@@ -352,7 +352,7 @@
     <w:r>
       <w:tab/>
       <w:tab/>
-      <w:t>2026-09-16</w:t>
+      <w:t>2026-09-17</w:t>
       <w:br/>
       <w:br/>
     </w:r>

--- a/tillsyn/A 11881-2023 tillsynsbegäran.docx
+++ b/tillsyn/A 11881-2023 tillsynsbegäran.docx
@@ -352,7 +352,7 @@
     <w:r>
       <w:tab/>
       <w:tab/>
-      <w:t>2026-09-17</w:t>
+      <w:t>2026-09-18</w:t>
       <w:br/>
       <w:br/>
     </w:r>

--- a/tillsyn/A 11881-2023 tillsynsbegäran.docx
+++ b/tillsyn/A 11881-2023 tillsynsbegäran.docx
@@ -352,7 +352,7 @@
     <w:r>
       <w:tab/>
       <w:tab/>
-      <w:t>2026-09-18</w:t>
+      <w:t>2026-09-19</w:t>
       <w:br/>
       <w:br/>
     </w:r>

--- a/tillsyn/A 11881-2023 tillsynsbegäran.docx
+++ b/tillsyn/A 11881-2023 tillsynsbegäran.docx
@@ -352,7 +352,7 @@
     <w:r>
       <w:tab/>
       <w:tab/>
-      <w:t>2026-09-19</w:t>
+      <w:t>2026-09-21</w:t>
       <w:br/>
       <w:br/>
     </w:r>

--- a/tillsyn/A 11881-2023 tillsynsbegäran.docx
+++ b/tillsyn/A 11881-2023 tillsynsbegäran.docx
@@ -352,7 +352,7 @@
     <w:r>
       <w:tab/>
       <w:tab/>
-      <w:t>2026-09-21</w:t>
+      <w:t>2026-09-23</w:t>
       <w:br/>
       <w:br/>
     </w:r>

--- a/tillsyn/A 11881-2023 tillsynsbegäran.docx
+++ b/tillsyn/A 11881-2023 tillsynsbegäran.docx
@@ -352,7 +352,7 @@
     <w:r>
       <w:tab/>
       <w:tab/>
-      <w:t>2026-09-23</w:t>
+      <w:t>2026-09-24</w:t>
       <w:br/>
       <w:br/>
     </w:r>

--- a/tillsyn/A 11881-2023 tillsynsbegäran.docx
+++ b/tillsyn/A 11881-2023 tillsynsbegäran.docx
@@ -352,7 +352,7 @@
     <w:r>
       <w:tab/>
       <w:tab/>
-      <w:t>2026-09-24</w:t>
+      <w:t>2026-09-25</w:t>
       <w:br/>
       <w:br/>
     </w:r>

--- a/tillsyn/A 11881-2023 tillsynsbegäran.docx
+++ b/tillsyn/A 11881-2023 tillsynsbegäran.docx
@@ -352,7 +352,7 @@
     <w:r>
       <w:tab/>
       <w:tab/>
-      <w:t>2026-09-25</w:t>
+      <w:t>2026-09-26</w:t>
       <w:br/>
       <w:br/>
     </w:r>

--- a/tillsyn/A 11881-2023 tillsynsbegäran.docx
+++ b/tillsyn/A 11881-2023 tillsynsbegäran.docx
@@ -352,7 +352,7 @@
     <w:r>
       <w:tab/>
       <w:tab/>
-      <w:t>2026-09-26</w:t>
+      <w:t>2026-09-27</w:t>
       <w:br/>
       <w:br/>
     </w:r>

--- a/tillsyn/A 11881-2023 tillsynsbegäran.docx
+++ b/tillsyn/A 11881-2023 tillsynsbegäran.docx
@@ -352,7 +352,7 @@
     <w:r>
       <w:tab/>
       <w:tab/>
-      <w:t>2026-09-27</w:t>
+      <w:t>2026-09-28</w:t>
       <w:br/>
       <w:br/>
     </w:r>

--- a/tillsyn/A 11881-2023 tillsynsbegäran.docx
+++ b/tillsyn/A 11881-2023 tillsynsbegäran.docx
@@ -352,7 +352,7 @@
     <w:r>
       <w:tab/>
       <w:tab/>
-      <w:t>2026-09-28</w:t>
+      <w:t>2026-09-29</w:t>
       <w:br/>
       <w:br/>
     </w:r>

--- a/tillsyn/A 11881-2023 tillsynsbegäran.docx
+++ b/tillsyn/A 11881-2023 tillsynsbegäran.docx
@@ -352,7 +352,7 @@
     <w:r>
       <w:tab/>
       <w:tab/>
-      <w:t>2026-09-29</w:t>
+      <w:t>2026-09-30</w:t>
       <w:br/>
       <w:br/>
     </w:r>

--- a/tillsyn/A 11881-2023 tillsynsbegäran.docx
+++ b/tillsyn/A 11881-2023 tillsynsbegäran.docx
@@ -352,7 +352,7 @@
     <w:r>
       <w:tab/>
       <w:tab/>
-      <w:t>2026-09-30</w:t>
+      <w:t>2026-10-01</w:t>
       <w:br/>
       <w:br/>
     </w:r>

--- a/tillsyn/A 11881-2023 tillsynsbegäran.docx
+++ b/tillsyn/A 11881-2023 tillsynsbegäran.docx
@@ -352,7 +352,7 @@
     <w:r>
       <w:tab/>
       <w:tab/>
-      <w:t>2026-10-01</w:t>
+      <w:t>2026-10-02</w:t>
       <w:br/>
       <w:br/>
     </w:r>

--- a/tillsyn/A 11881-2023 tillsynsbegäran.docx
+++ b/tillsyn/A 11881-2023 tillsynsbegäran.docx
@@ -352,7 +352,7 @@
     <w:r>
       <w:tab/>
       <w:tab/>
-      <w:t>2026-10-02</w:t>
+      <w:t>2026-10-03</w:t>
       <w:br/>
       <w:br/>
     </w:r>

--- a/tillsyn/A 11881-2023 tillsynsbegäran.docx
+++ b/tillsyn/A 11881-2023 tillsynsbegäran.docx
@@ -352,7 +352,7 @@
     <w:r>
       <w:tab/>
       <w:tab/>
-      <w:t>2026-10-03</w:t>
+      <w:t>2026-10-04</w:t>
       <w:br/>
       <w:br/>
     </w:r>

--- a/tillsyn/A 11881-2023 tillsynsbegäran.docx
+++ b/tillsyn/A 11881-2023 tillsynsbegäran.docx
@@ -352,7 +352,7 @@
     <w:r>
       <w:tab/>
       <w:tab/>
-      <w:t>2026-10-04</w:t>
+      <w:t>2026-10-05</w:t>
       <w:br/>
       <w:br/>
     </w:r>

--- a/tillsyn/A 11881-2023 tillsynsbegäran.docx
+++ b/tillsyn/A 11881-2023 tillsynsbegäran.docx
@@ -352,7 +352,7 @@
     <w:r>
       <w:tab/>
       <w:tab/>
-      <w:t>2026-10-05</w:t>
+      <w:t>2026-10-06</w:t>
       <w:br/>
       <w:br/>
     </w:r>

--- a/tillsyn/A 11881-2023 tillsynsbegäran.docx
+++ b/tillsyn/A 11881-2023 tillsynsbegäran.docx
@@ -352,7 +352,7 @@
     <w:r>
       <w:tab/>
       <w:tab/>
-      <w:t>2026-10-06</w:t>
+      <w:t>2026-10-07</w:t>
       <w:br/>
       <w:br/>
     </w:r>

--- a/tillsyn/A 11881-2023 tillsynsbegäran.docx
+++ b/tillsyn/A 11881-2023 tillsynsbegäran.docx
@@ -352,7 +352,7 @@
     <w:r>
       <w:tab/>
       <w:tab/>
-      <w:t>2026-10-07</w:t>
+      <w:t>2026-10-08</w:t>
       <w:br/>
       <w:br/>
     </w:r>

--- a/tillsyn/A 11881-2023 tillsynsbegäran.docx
+++ b/tillsyn/A 11881-2023 tillsynsbegäran.docx
@@ -352,7 +352,7 @@
     <w:r>
       <w:tab/>
       <w:tab/>
-      <w:t>2026-10-08</w:t>
+      <w:t>2026-10-09</w:t>
       <w:br/>
       <w:br/>
     </w:r>

--- a/tillsyn/A 11881-2023 tillsynsbegäran.docx
+++ b/tillsyn/A 11881-2023 tillsynsbegäran.docx
@@ -352,7 +352,7 @@
     <w:r>
       <w:tab/>
       <w:tab/>
-      <w:t>2026-10-09</w:t>
+      <w:t>2026-10-10</w:t>
       <w:br/>
       <w:br/>
     </w:r>

--- a/tillsyn/A 11881-2023 tillsynsbegäran.docx
+++ b/tillsyn/A 11881-2023 tillsynsbegäran.docx
@@ -352,7 +352,7 @@
     <w:r>
       <w:tab/>
       <w:tab/>
-      <w:t>2026-10-10</w:t>
+      <w:t>2026-10-11</w:t>
       <w:br/>
       <w:br/>
     </w:r>

--- a/tillsyn/A 11881-2023 tillsynsbegäran.docx
+++ b/tillsyn/A 11881-2023 tillsynsbegäran.docx
@@ -352,7 +352,7 @@
     <w:r>
       <w:tab/>
       <w:tab/>
-      <w:t>2026-10-11</w:t>
+      <w:t>2026-10-12</w:t>
       <w:br/>
       <w:br/>
     </w:r>

--- a/tillsyn/A 11881-2023 tillsynsbegäran.docx
+++ b/tillsyn/A 11881-2023 tillsynsbegäran.docx
@@ -352,7 +352,7 @@
     <w:r>
       <w:tab/>
       <w:tab/>
-      <w:t>2026-10-12</w:t>
+      <w:t>2026-10-13</w:t>
       <w:br/>
       <w:br/>
     </w:r>

--- a/tillsyn/A 11881-2023 tillsynsbegäran.docx
+++ b/tillsyn/A 11881-2023 tillsynsbegäran.docx
@@ -352,7 +352,7 @@
     <w:r>
       <w:tab/>
       <w:tab/>
-      <w:t>2026-10-13</w:t>
+      <w:t>2026-10-14</w:t>
       <w:br/>
       <w:br/>
     </w:r>

--- a/tillsyn/A 11881-2023 tillsynsbegäran.docx
+++ b/tillsyn/A 11881-2023 tillsynsbegäran.docx
@@ -352,7 +352,7 @@
     <w:r>
       <w:tab/>
       <w:tab/>
-      <w:t>2026-10-14</w:t>
+      <w:t>2026-10-15</w:t>
       <w:br/>
       <w:br/>
     </w:r>

--- a/tillsyn/A 11881-2023 tillsynsbegäran.docx
+++ b/tillsyn/A 11881-2023 tillsynsbegäran.docx
@@ -352,7 +352,7 @@
     <w:r>
       <w:tab/>
       <w:tab/>
-      <w:t>2026-10-15</w:t>
+      <w:t>2026-10-16</w:t>
       <w:br/>
       <w:br/>
     </w:r>

--- a/tillsyn/A 11881-2023 tillsynsbegäran.docx
+++ b/tillsyn/A 11881-2023 tillsynsbegäran.docx
@@ -22,7 +22,7 @@
       <w:r>
         <w:drawing>
           <wp:inline xmlns:a="http://schemas.openxmlformats.org/drawingml/2006/main" xmlns:pic="http://schemas.openxmlformats.org/drawingml/2006/picture">
-            <wp:extent cx="5486400" cy="5535419"/>
+            <wp:extent cx="5486400" cy="5654197"/>
             <wp:docPr id="1" name="Picture 1"/>
             <wp:cNvGraphicFramePr>
               <a:graphicFrameLocks noChangeAspect="1"/>
@@ -43,7 +43,7 @@
                   <pic:spPr>
                     <a:xfrm>
                       <a:off x="0" y="0"/>
-                      <a:ext cx="5486400" cy="5535419"/>
+                      <a:ext cx="5486400" cy="5654197"/>
                     </a:xfrm>
                     <a:prstGeom prst="rect"/>
                   </pic:spPr>
@@ -65,7 +65,7 @@
     </w:p>
     <w:p>
       <w:r>
-        <w:t>Inom 20 meter från avverkningsanmälan finns fynd av 7 naturvårdsarter, varav 4 är rödlistade och 7 är fridlysta: stare (VU, §4), bivråk (NT, §4), gulsparv (NT, §4), sädesärla (NT, §4), buskskvätta (§4), grönsiska (§4) och svartvit flugsnappare (§4). Se Figur 1.</w:t>
+        <w:t>Inom 20 meter från avverkningsanmälan finns fynd av 8 naturvårdsarter, varav 4 är rödlistade och 8 är fridlysta: stare (VU, §4), bivråk (NT, §4), gulsparv (NT, §4), sädesärla (NT, §4), buskskvätta (§4), grönsiska (§4), svartvit flugsnappare (§4) och nattviol (§8). Se Figur 1.</w:t>
       </w:r>
     </w:p>
     <w:p>
@@ -352,7 +352,7 @@
     <w:r>
       <w:tab/>
       <w:tab/>
-      <w:t>2026-10-16</w:t>
+      <w:t>2026-10-17</w:t>
       <w:br/>
       <w:br/>
     </w:r>

--- a/tillsyn/A 11881-2023 tillsynsbegäran.docx
+++ b/tillsyn/A 11881-2023 tillsynsbegäran.docx
@@ -352,7 +352,7 @@
     <w:r>
       <w:tab/>
       <w:tab/>
-      <w:t>2026-10-17</w:t>
+      <w:t>2026-10-18</w:t>
       <w:br/>
       <w:br/>
     </w:r>

--- a/tillsyn/A 11881-2023 tillsynsbegäran.docx
+++ b/tillsyn/A 11881-2023 tillsynsbegäran.docx
@@ -352,7 +352,7 @@
     <w:r>
       <w:tab/>
       <w:tab/>
-      <w:t>2026-10-18</w:t>
+      <w:t>2026-10-19</w:t>
       <w:br/>
       <w:br/>
     </w:r>

--- a/tillsyn/A 11881-2023 tillsynsbegäran.docx
+++ b/tillsyn/A 11881-2023 tillsynsbegäran.docx
@@ -352,7 +352,7 @@
     <w:r>
       <w:tab/>
       <w:tab/>
-      <w:t>2026-10-19</w:t>
+      <w:t>2026-10-20</w:t>
       <w:br/>
       <w:br/>
     </w:r>

--- a/tillsyn/A 11881-2023 tillsynsbegäran.docx
+++ b/tillsyn/A 11881-2023 tillsynsbegäran.docx
@@ -352,7 +352,7 @@
     <w:r>
       <w:tab/>
       <w:tab/>
-      <w:t>2026-10-20</w:t>
+      <w:t>2026-10-21</w:t>
       <w:br/>
       <w:br/>
     </w:r>

--- a/tillsyn/A 11881-2023 tillsynsbegäran.docx
+++ b/tillsyn/A 11881-2023 tillsynsbegäran.docx
@@ -352,7 +352,7 @@
     <w:r>
       <w:tab/>
       <w:tab/>
-      <w:t>2026-10-21</w:t>
+      <w:t>2026-10-22</w:t>
       <w:br/>
       <w:br/>
     </w:r>

--- a/tillsyn/A 11881-2023 tillsynsbegäran.docx
+++ b/tillsyn/A 11881-2023 tillsynsbegäran.docx
@@ -352,7 +352,7 @@
     <w:r>
       <w:tab/>
       <w:tab/>
-      <w:t>2026-10-22</w:t>
+      <w:t>2026-10-23</w:t>
       <w:br/>
       <w:br/>
     </w:r>

--- a/tillsyn/A 11881-2023 tillsynsbegäran.docx
+++ b/tillsyn/A 11881-2023 tillsynsbegäran.docx
@@ -352,7 +352,7 @@
     <w:r>
       <w:tab/>
       <w:tab/>
-      <w:t>2026-10-23</w:t>
+      <w:t>2026-10-24</w:t>
       <w:br/>
       <w:br/>
     </w:r>

--- a/tillsyn/A 11881-2023 tillsynsbegäran.docx
+++ b/tillsyn/A 11881-2023 tillsynsbegäran.docx
@@ -352,7 +352,7 @@
     <w:r>
       <w:tab/>
       <w:tab/>
-      <w:t>2026-10-24</w:t>
+      <w:t>2026-10-25</w:t>
       <w:br/>
       <w:br/>
     </w:r>

--- a/tillsyn/A 11881-2023 tillsynsbegäran.docx
+++ b/tillsyn/A 11881-2023 tillsynsbegäran.docx
@@ -352,7 +352,7 @@
     <w:r>
       <w:tab/>
       <w:tab/>
-      <w:t>2026-10-25</w:t>
+      <w:t>2026-10-26</w:t>
       <w:br/>
       <w:br/>
     </w:r>

--- a/tillsyn/A 11881-2023 tillsynsbegäran.docx
+++ b/tillsyn/A 11881-2023 tillsynsbegäran.docx
@@ -352,7 +352,7 @@
     <w:r>
       <w:tab/>
       <w:tab/>
-      <w:t>2026-10-26</w:t>
+      <w:t>2026-10-27</w:t>
       <w:br/>
       <w:br/>
     </w:r>

--- a/tillsyn/A 11881-2023 tillsynsbegäran.docx
+++ b/tillsyn/A 11881-2023 tillsynsbegäran.docx
@@ -352,7 +352,7 @@
     <w:r>
       <w:tab/>
       <w:tab/>
-      <w:t>2026-10-27</w:t>
+      <w:t>2026-10-28</w:t>
       <w:br/>
       <w:br/>
     </w:r>

--- a/tillsyn/A 11881-2023 tillsynsbegäran.docx
+++ b/tillsyn/A 11881-2023 tillsynsbegäran.docx
@@ -352,7 +352,7 @@
     <w:r>
       <w:tab/>
       <w:tab/>
-      <w:t>2026-10-28</w:t>
+      <w:t>2026-10-29</w:t>
       <w:br/>
       <w:br/>
     </w:r>

--- a/tillsyn/A 11881-2023 tillsynsbegäran.docx
+++ b/tillsyn/A 11881-2023 tillsynsbegäran.docx
@@ -352,7 +352,7 @@
     <w:r>
       <w:tab/>
       <w:tab/>
-      <w:t>2026-10-29</w:t>
+      <w:t>2026-10-31</w:t>
       <w:br/>
       <w:br/>
     </w:r>
